--- a/public/docs/Panduan_Cuti_APLL.docx
+++ b/public/docs/Panduan_Cuti_APLL.docx
@@ -207,7 +207,7 @@
           <w:sz w:val="23"/>
           <w:szCs w:val="23"/>
         </w:rPr>
-        <w:t xml:space="preserve">Penambahan Saldo Bulanan</w:t>
+        <w:t xml:space="preserve">Mekanisme Penambahan Saldo</w:t>
       </w:r>
     </w:p>
     <w:p>
@@ -222,13 +222,24 @@
       <w:r>
         <w:rPr>
           <w:rFonts w:ascii="Arial" w:cs="Arial" w:eastAsia="Arial" w:hAnsi="Arial"/>
-          <w:b w:val="false"/>
-          <w:bCs w:val="false"/>
-          <w:color w:val="111827"/>
-          <w:sz w:val="22"/>
-          <w:szCs w:val="22"/>
-        </w:rPr>
-        <w:t xml:space="preserve">Saldo AL bertambah sebesar 1,25 hari setiap bulan (setara dengan 15 hari per tahun).</w:t>
+          <w:b/>
+          <w:bCs/>
+          <w:color w:val="111827"/>
+          <w:sz w:val="22"/>
+          <w:szCs w:val="22"/>
+        </w:rPr>
+        <w:t xml:space="preserve">Topup tahunan (1 Januari): </w:t>
+      </w:r>
+      <w:r>
+        <w:rPr>
+          <w:rFonts w:ascii="Arial" w:cs="Arial" w:eastAsia="Arial" w:hAnsi="Arial"/>
+          <w:b w:val="false"/>
+          <w:bCs w:val="false"/>
+          <w:color w:val="111827"/>
+          <w:sz w:val="22"/>
+          <w:szCs w:val="22"/>
+        </w:rPr>
+        <w:t xml:space="preserve">Setiap 1 Januari, saldo AL langsung diisi penuh sekaligus sesuai masa kerja — bukan ditambah per bulan. Jumlah quota: masa kerja 0–5 tahun = 15 hari, 6–10 tahun = 18 hari, 11 tahun ke atas = 21 hari.</w:t>
       </w:r>
     </w:p>
     <w:p>
@@ -243,13 +254,57 @@
       <w:r>
         <w:rPr>
           <w:rFonts w:ascii="Arial" w:cs="Arial" w:eastAsia="Arial" w:hAnsi="Arial"/>
-          <w:b w:val="false"/>
-          <w:bCs w:val="false"/>
-          <w:color w:val="111827"/>
-          <w:sz w:val="22"/>
-          <w:szCs w:val="22"/>
-        </w:rPr>
-        <w:t xml:space="preserve">Penambahan berlaku mulai bulan berikutnya setelah karyawan genap 1 tahun bekerja.</w:t>
+          <w:b/>
+          <w:bCs/>
+          <w:color w:val="111827"/>
+          <w:sz w:val="22"/>
+          <w:szCs w:val="22"/>
+        </w:rPr>
+        <w:t xml:space="preserve">Karyawan baru (bergabung non-Januari): </w:t>
+      </w:r>
+      <w:r>
+        <w:rPr>
+          <w:rFonts w:ascii="Arial" w:cs="Arial" w:eastAsia="Arial" w:hAnsi="Arial"/>
+          <w:b w:val="false"/>
+          <w:bCs w:val="false"/>
+          <w:color w:val="111827"/>
+          <w:sz w:val="22"/>
+          <w:szCs w:val="22"/>
+        </w:rPr>
+        <w:t xml:space="preserve">Mendapat jatah prorata sekali di bulan bergabung, dihitung dari sisa bulan dalam tahun tersebut. Contoh: bergabung Juli → 6/12 × 15 = 7,5 hari.</w:t>
+      </w:r>
+    </w:p>
+    <w:p>
+      <w:pPr>
+        <w:spacing w:after="0" w:before="80"/>
+      </w:pPr>
+      <w:r>
+        <w:rPr>
+          <w:rFonts w:ascii="Arial" w:cs="Arial" w:eastAsia="Arial" w:hAnsi="Arial"/>
+          <w:b w:val="false"/>
+          <w:bCs w:val="false"/>
+          <w:color w:val="111827"/>
+          <w:sz w:val="22"/>
+          <w:szCs w:val="22"/>
+        </w:rPr>
+        <w:t xml:space="preserve"/>
+      </w:r>
+    </w:p>
+    <w:p>
+      <w:pPr>
+        <w:pStyle w:val="Heading3"/>
+        <w:spacing w:after="80" w:before="200"/>
+      </w:pPr>
+      <w:r>
+        <w:rPr>
+          <w:rFonts w:ascii="Arial" w:cs="Arial" w:eastAsia="Arial" w:hAnsi="Arial"/>
+          <w:b/>
+          <w:bCs/>
+          <w:color w:val="111827"/>
+          <w:sz w:val="23"/>
+          <w:szCs w:val="23"/>
+        </w:rPr>
+        <w:t xml:space="preserve">Carry Over (Peralihan Tahun)</w:t>
       </w:r>
     </w:p>
     <w:p>
@@ -264,57 +319,13 @@
       <w:r>
         <w:rPr>
           <w:rFonts w:ascii="Arial" w:cs="Arial" w:eastAsia="Arial" w:hAnsi="Arial"/>
-          <w:b/>
-          <w:bCs/>
-          <w:color w:val="111827"/>
-          <w:sz w:val="22"/>
-          <w:szCs w:val="22"/>
-        </w:rPr>
-        <w:t xml:space="preserve">Batas maksimum saldo AL: </w:t>
-      </w:r>
-      <w:r>
-        <w:rPr>
-          <w:rFonts w:ascii="Arial" w:cs="Arial" w:eastAsia="Arial" w:hAnsi="Arial"/>
-          <w:b w:val="false"/>
-          <w:bCs w:val="false"/>
-          <w:color w:val="111827"/>
-          <w:sz w:val="22"/>
-          <w:szCs w:val="22"/>
-        </w:rPr>
-        <w:t xml:space="preserve">20 hari. Saldo tidak akan bertambah jika sudah mencapai batas ini.</w:t>
-      </w:r>
-    </w:p>
-    <w:p>
-      <w:pPr>
-        <w:spacing w:after="0" w:before="80"/>
-      </w:pPr>
-      <w:r>
-        <w:rPr>
-          <w:rFonts w:ascii="Arial" w:cs="Arial" w:eastAsia="Arial" w:hAnsi="Arial"/>
-          <w:b w:val="false"/>
-          <w:bCs w:val="false"/>
-          <w:color w:val="111827"/>
-          <w:sz w:val="22"/>
-          <w:szCs w:val="22"/>
-        </w:rPr>
-        <w:t xml:space="preserve"/>
-      </w:r>
-    </w:p>
-    <w:p>
-      <w:pPr>
-        <w:pStyle w:val="Heading3"/>
-        <w:spacing w:after="80" w:before="200"/>
-      </w:pPr>
-      <w:r>
-        <w:rPr>
-          <w:rFonts w:ascii="Arial" w:cs="Arial" w:eastAsia="Arial" w:hAnsi="Arial"/>
-          <w:b/>
-          <w:bCs/>
-          <w:color w:val="111827"/>
-          <w:sz w:val="23"/>
-          <w:szCs w:val="23"/>
-        </w:rPr>
-        <w:t xml:space="preserve">Carry Over (Peralihan Tahun)</w:t>
+          <w:b w:val="false"/>
+          <w:bCs w:val="false"/>
+          <w:color w:val="111827"/>
+          <w:sz w:val="22"/>
+          <w:szCs w:val="22"/>
+        </w:rPr>
+        <w:t xml:space="preserve">Setiap 1 Januari, sisa saldo AL tahun lalu di-carry over ke kolom “Saldo Sebelumnya” (LBB), dengan batas maksimum sesuai masa kerja: 0–5 tahun = max 5 hari, 6–10 tahun = max 6 hari, 11 tahun ke atas = max 7 hari. Saldo aktif (LB) kemudian diisi penuh dengan quota tahun baru.</w:t>
       </w:r>
     </w:p>
     <w:p>
@@ -335,7 +346,40 @@
           <w:sz w:val="22"/>
           <w:szCs w:val="22"/>
         </w:rPr>
-        <w:t xml:space="preserve">Setiap awal tahun (Januari), sisa saldo AL tahun lalu dipindahkan ke kolom "Saldo Sebelumnya" (LBB) sebagai catatan carry over.</w:t>
+        <w:t xml:space="preserve">Carry over berlaku hingga 30 Juni. Saldo carry over dapat digunakan bersamaan dengan saldo AL aktif selama periode Januari–Juni.</w:t>
+      </w:r>
+    </w:p>
+    <w:p>
+      <w:pPr>
+        <w:spacing w:after="0" w:before="80"/>
+      </w:pPr>
+      <w:r>
+        <w:rPr>
+          <w:rFonts w:ascii="Arial" w:cs="Arial" w:eastAsia="Arial" w:hAnsi="Arial"/>
+          <w:b w:val="false"/>
+          <w:bCs w:val="false"/>
+          <w:color w:val="111827"/>
+          <w:sz w:val="22"/>
+          <w:szCs w:val="22"/>
+        </w:rPr>
+        <w:t xml:space="preserve"/>
+      </w:r>
+    </w:p>
+    <w:p>
+      <w:pPr>
+        <w:pStyle w:val="Heading3"/>
+        <w:spacing w:after="80" w:before="200"/>
+      </w:pPr>
+      <w:r>
+        <w:rPr>
+          <w:rFonts w:ascii="Arial" w:cs="Arial" w:eastAsia="Arial" w:hAnsi="Arial"/>
+          <w:b/>
+          <w:bCs/>
+          <w:color w:val="111827"/>
+          <w:sz w:val="23"/>
+          <w:szCs w:val="23"/>
+        </w:rPr>
+        <w:t xml:space="preserve">Reset Saldo Sebelumnya</w:t>
       </w:r>
     </w:p>
     <w:p>
@@ -356,40 +400,7 @@
           <w:sz w:val="22"/>
           <w:szCs w:val="22"/>
         </w:rPr>
-        <w:t xml:space="preserve">Saldo AL aktif tidak terpotong saat carry over — ini hanya pencatatan historis.</w:t>
-      </w:r>
-    </w:p>
-    <w:p>
-      <w:pPr>
-        <w:spacing w:after="0" w:before="80"/>
-      </w:pPr>
-      <w:r>
-        <w:rPr>
-          <w:rFonts w:ascii="Arial" w:cs="Arial" w:eastAsia="Arial" w:hAnsi="Arial"/>
-          <w:b w:val="false"/>
-          <w:bCs w:val="false"/>
-          <w:color w:val="111827"/>
-          <w:sz w:val="22"/>
-          <w:szCs w:val="22"/>
-        </w:rPr>
-        <w:t xml:space="preserve"/>
-      </w:r>
-    </w:p>
-    <w:p>
-      <w:pPr>
-        <w:pStyle w:val="Heading3"/>
-        <w:spacing w:after="80" w:before="200"/>
-      </w:pPr>
-      <w:r>
-        <w:rPr>
-          <w:rFonts w:ascii="Arial" w:cs="Arial" w:eastAsia="Arial" w:hAnsi="Arial"/>
-          <w:b/>
-          <w:bCs/>
-          <w:color w:val="111827"/>
-          <w:sz w:val="23"/>
-          <w:szCs w:val="23"/>
-        </w:rPr>
-        <w:t xml:space="preserve">Reset Saldo Sebelumnya</w:t>
+        <w:t xml:space="preserve">Pada 1 Juli, carry over yang tersimpan di “Saldo Sebelumnya” (LBB) otomatis hangus dan direset ke 0.</w:t>
       </w:r>
     </w:p>
     <w:p>
@@ -410,28 +421,7 @@
           <w:sz w:val="22"/>
           <w:szCs w:val="22"/>
         </w:rPr>
-        <w:t xml:space="preserve">Setiap Juli, kolom "Saldo Sebelumnya" (carry over) akan direset ke 0 secara otomatis.</w:t>
-      </w:r>
-    </w:p>
-    <w:p>
-      <w:pPr>
-        <w:pStyle w:val="ListParagraph"/>
-        <w:numPr>
-          <w:ilvl w:val="0"/>
-          <w:numId w:val="2"/>
-        </w:numPr>
-        <w:spacing w:after="80" w:before="40"/>
-      </w:pPr>
-      <w:r>
-        <w:rPr>
-          <w:rFonts w:ascii="Arial" w:cs="Arial" w:eastAsia="Arial" w:hAnsi="Arial"/>
-          <w:b w:val="false"/>
-          <w:bCs w:val="false"/>
-          <w:color w:val="111827"/>
-          <w:sz w:val="22"/>
-          <w:szCs w:val="22"/>
-        </w:rPr>
-        <w:t xml:space="preserve">Saldo AL aktif tidak terpengaruh oleh reset ini.</w:t>
+        <w:t xml:space="preserve">Saldo AL aktif (LB) tidak terpengaruh oleh reset ini — hanya carry over yang dihapus.</w:t>
       </w:r>
     </w:p>
     <w:p>
